--- a/Manual.docx
+++ b/Manual.docx
@@ -461,28 +461,513 @@
     <w:p>
       <w:pPr>
         <w:rPr>
-          <w:lang w:val="pt-PT"/>
-        </w:rPr>
-      </w:pPr>
-    </w:p>
-    <w:p>
-      <w:pPr>
-        <w:rPr>
-          <w:lang w:val="pt-PT"/>
-        </w:rPr>
-      </w:pPr>
-    </w:p>
-    <w:p>
-      <w:pPr>
-        <w:rPr>
-          <w:lang w:val="pt-PT"/>
-        </w:rPr>
-      </w:pPr>
-    </w:p>
-    <w:p>
-      <w:pPr>
-        <w:rPr>
-          <w:lang w:val="pt-PT"/>
+          <w:lang w:val="es-ES"/>
+        </w:rPr>
+      </w:pPr>
+      <w:r>
+        <w:rPr>
+          <w:lang w:val="es-ES"/>
+        </w:rPr>
+        <w:t xml:space="preserve">Se crea un repositorio </w:t>
+      </w:r>
+      <w:proofErr w:type="spellStart"/>
+      <w:r>
+        <w:rPr>
+          <w:lang w:val="es-ES"/>
+        </w:rPr>
+        <w:t>v</w:t>
+      </w:r>
+      <w:r>
+        <w:rPr>
+          <w:lang w:val="es-ES"/>
+        </w:rPr>
+        <w:t>acio</w:t>
+      </w:r>
+      <w:proofErr w:type="spellEnd"/>
+      <w:r>
+        <w:rPr>
+          <w:lang w:val="es-ES"/>
+        </w:rPr>
+        <w:t xml:space="preserve"> en Git </w:t>
+      </w:r>
+      <w:hyperlink r:id="rId11" w:history="1">
+        <w:r>
+          <w:rPr>
+            <w:rStyle w:val="Hipervnculo"/>
+            <w:lang w:val="es-ES"/>
+          </w:rPr>
+          <w:t>https://github.com/Crls94/H-Desarrollo.git</w:t>
+        </w:r>
+      </w:hyperlink>
+    </w:p>
+    <w:p>
+      <w:pPr>
+        <w:rPr>
+          <w:lang w:val="es-ES"/>
+        </w:rPr>
+      </w:pPr>
+    </w:p>
+    <w:p>
+      <w:pPr>
+        <w:rPr>
+          <w:lang w:val="es-ES"/>
+        </w:rPr>
+      </w:pPr>
+      <w:r>
+        <w:rPr>
+          <w:noProof/>
+        </w:rPr>
+        <w:lastRenderedPageBreak/>
+        <w:drawing>
+          <wp:inline distT="0" distB="0" distL="0" distR="0" wp14:anchorId="5AE4CE8D" wp14:editId="16D4DEC7">
+            <wp:extent cx="4495238" cy="1190476"/>
+            <wp:effectExtent l="0" t="0" r="635" b="0"/>
+            <wp:docPr id="1436543278" name="Imagen 1"/>
+            <wp:cNvGraphicFramePr>
+              <a:graphicFrameLocks xmlns:a="http://schemas.openxmlformats.org/drawingml/2006/main" noChangeAspect="1"/>
+            </wp:cNvGraphicFramePr>
+            <a:graphic xmlns:a="http://schemas.openxmlformats.org/drawingml/2006/main">
+              <a:graphicData uri="http://schemas.openxmlformats.org/drawingml/2006/picture">
+                <pic:pic xmlns:pic="http://schemas.openxmlformats.org/drawingml/2006/picture">
+                  <pic:nvPicPr>
+                    <pic:cNvPr id="1436543278" name=""/>
+                    <pic:cNvPicPr/>
+                  </pic:nvPicPr>
+                  <pic:blipFill>
+                    <a:blip r:embed="rId12"/>
+                    <a:stretch>
+                      <a:fillRect/>
+                    </a:stretch>
+                  </pic:blipFill>
+                  <pic:spPr>
+                    <a:xfrm>
+                      <a:off x="0" y="0"/>
+                      <a:ext cx="4495238" cy="1190476"/>
+                    </a:xfrm>
+                    <a:prstGeom prst="rect">
+                      <a:avLst/>
+                    </a:prstGeom>
+                  </pic:spPr>
+                </pic:pic>
+              </a:graphicData>
+            </a:graphic>
+          </wp:inline>
+        </w:drawing>
+      </w:r>
+    </w:p>
+    <w:p>
+      <w:pPr>
+        <w:rPr>
+          <w:lang w:val="es-ES"/>
+        </w:rPr>
+      </w:pPr>
+      <w:r>
+        <w:rPr>
+          <w:lang w:val="es-ES"/>
+        </w:rPr>
+        <w:t xml:space="preserve">Se guarda en local los cambios </w:t>
+      </w:r>
+      <w:r>
+        <w:rPr>
+          <w:lang w:val="es-ES"/>
+        </w:rPr>
+        <w:br/>
+      </w:r>
+      <w:proofErr w:type="spellStart"/>
+      <w:r>
+        <w:rPr>
+          <w:lang w:val="es-ES"/>
+        </w:rPr>
+        <w:t>git</w:t>
+      </w:r>
+      <w:proofErr w:type="spellEnd"/>
+      <w:r>
+        <w:rPr>
+          <w:lang w:val="es-ES"/>
+        </w:rPr>
+        <w:t xml:space="preserve"> add .</w:t>
+      </w:r>
+    </w:p>
+    <w:p>
+      <w:pPr>
+        <w:rPr>
+          <w:lang w:val="es-ES"/>
+        </w:rPr>
+      </w:pPr>
+      <w:r>
+        <w:rPr>
+          <w:lang w:val="es-ES"/>
+        </w:rPr>
+        <w:drawing>
+          <wp:inline distT="0" distB="0" distL="0" distR="0" wp14:anchorId="1D7F51E3" wp14:editId="387528B0">
+            <wp:extent cx="4896533" cy="1581371"/>
+            <wp:effectExtent l="0" t="0" r="0" b="0"/>
+            <wp:docPr id="1752890117" name="Imagen 1"/>
+            <wp:cNvGraphicFramePr>
+              <a:graphicFrameLocks xmlns:a="http://schemas.openxmlformats.org/drawingml/2006/main" noChangeAspect="1"/>
+            </wp:cNvGraphicFramePr>
+            <a:graphic xmlns:a="http://schemas.openxmlformats.org/drawingml/2006/main">
+              <a:graphicData uri="http://schemas.openxmlformats.org/drawingml/2006/picture">
+                <pic:pic xmlns:pic="http://schemas.openxmlformats.org/drawingml/2006/picture">
+                  <pic:nvPicPr>
+                    <pic:cNvPr id="1752890117" name=""/>
+                    <pic:cNvPicPr/>
+                  </pic:nvPicPr>
+                  <pic:blipFill>
+                    <a:blip r:embed="rId13"/>
+                    <a:stretch>
+                      <a:fillRect/>
+                    </a:stretch>
+                  </pic:blipFill>
+                  <pic:spPr>
+                    <a:xfrm>
+                      <a:off x="0" y="0"/>
+                      <a:ext cx="4896533" cy="1581371"/>
+                    </a:xfrm>
+                    <a:prstGeom prst="rect">
+                      <a:avLst/>
+                    </a:prstGeom>
+                  </pic:spPr>
+                </pic:pic>
+              </a:graphicData>
+            </a:graphic>
+          </wp:inline>
+        </w:drawing>
+      </w:r>
+    </w:p>
+    <w:p>
+      <w:pPr>
+        <w:rPr>
+          <w:lang w:val="es-ES"/>
+        </w:rPr>
+      </w:pPr>
+      <w:r>
+        <w:rPr>
+          <w:lang w:val="es-ES"/>
+        </w:rPr>
+        <w:t xml:space="preserve">Git </w:t>
+      </w:r>
+      <w:proofErr w:type="spellStart"/>
+      <w:r>
+        <w:rPr>
+          <w:lang w:val="es-ES"/>
+        </w:rPr>
+        <w:t>commit</w:t>
+      </w:r>
+      <w:proofErr w:type="spellEnd"/>
+      <w:r>
+        <w:rPr>
+          <w:lang w:val="es-ES"/>
+        </w:rPr>
+        <w:t xml:space="preserve"> -m “</w:t>
+      </w:r>
+      <w:proofErr w:type="spellStart"/>
+      <w:r>
+        <w:rPr>
+          <w:lang w:val="es-ES"/>
+        </w:rPr>
+        <w:t>first</w:t>
+      </w:r>
+      <w:proofErr w:type="spellEnd"/>
+      <w:r>
+        <w:rPr>
+          <w:lang w:val="es-ES"/>
+        </w:rPr>
+        <w:t xml:space="preserve"> Branch”</w:t>
+      </w:r>
+    </w:p>
+    <w:p>
+      <w:pPr>
+        <w:rPr>
+          <w:lang w:val="es-ES"/>
+        </w:rPr>
+      </w:pPr>
+      <w:r>
+        <w:rPr>
+          <w:lang w:val="es-ES"/>
+        </w:rPr>
+        <w:drawing>
+          <wp:inline distT="0" distB="0" distL="0" distR="0" wp14:anchorId="72C60A0C" wp14:editId="327C6F63">
+            <wp:extent cx="4953691" cy="1352739"/>
+            <wp:effectExtent l="0" t="0" r="0" b="0"/>
+            <wp:docPr id="1031819666" name="Imagen 1"/>
+            <wp:cNvGraphicFramePr>
+              <a:graphicFrameLocks xmlns:a="http://schemas.openxmlformats.org/drawingml/2006/main" noChangeAspect="1"/>
+            </wp:cNvGraphicFramePr>
+            <a:graphic xmlns:a="http://schemas.openxmlformats.org/drawingml/2006/main">
+              <a:graphicData uri="http://schemas.openxmlformats.org/drawingml/2006/picture">
+                <pic:pic xmlns:pic="http://schemas.openxmlformats.org/drawingml/2006/picture">
+                  <pic:nvPicPr>
+                    <pic:cNvPr id="1031819666" name=""/>
+                    <pic:cNvPicPr/>
+                  </pic:nvPicPr>
+                  <pic:blipFill>
+                    <a:blip r:embed="rId14"/>
+                    <a:stretch>
+                      <a:fillRect/>
+                    </a:stretch>
+                  </pic:blipFill>
+                  <pic:spPr>
+                    <a:xfrm>
+                      <a:off x="0" y="0"/>
+                      <a:ext cx="4953691" cy="1352739"/>
+                    </a:xfrm>
+                    <a:prstGeom prst="rect">
+                      <a:avLst/>
+                    </a:prstGeom>
+                  </pic:spPr>
+                </pic:pic>
+              </a:graphicData>
+            </a:graphic>
+          </wp:inline>
+        </w:drawing>
+      </w:r>
+    </w:p>
+    <w:p>
+      <w:pPr>
+        <w:rPr>
+          <w:lang w:val="es-ES"/>
+        </w:rPr>
+      </w:pPr>
+      <w:r>
+        <w:rPr>
+          <w:lang w:val="es-ES"/>
+        </w:rPr>
+        <w:t>Vincula el destino remoto</w:t>
+      </w:r>
+    </w:p>
+    <w:p>
+      <w:pPr>
+        <w:rPr>
+          <w:lang w:val="es-ES"/>
+        </w:rPr>
+      </w:pPr>
+      <w:r>
+        <w:rPr>
+          <w:lang w:val="es-ES"/>
+        </w:rPr>
+        <w:t xml:space="preserve">Git remote </w:t>
+      </w:r>
+      <w:proofErr w:type="spellStart"/>
+      <w:r>
+        <w:rPr>
+          <w:lang w:val="es-ES"/>
+        </w:rPr>
+        <w:t>add</w:t>
+      </w:r>
+      <w:proofErr w:type="spellEnd"/>
+      <w:r>
+        <w:rPr>
+          <w:lang w:val="es-ES"/>
+        </w:rPr>
+        <w:t xml:space="preserve"> </w:t>
+      </w:r>
+      <w:proofErr w:type="spellStart"/>
+      <w:r>
+        <w:rPr>
+          <w:lang w:val="es-ES"/>
+        </w:rPr>
+        <w:t>origin</w:t>
+      </w:r>
+      <w:proofErr w:type="spellEnd"/>
+      <w:r>
+        <w:rPr>
+          <w:lang w:val="es-ES"/>
+        </w:rPr>
+        <w:t xml:space="preserve"> </w:t>
+      </w:r>
+      <w:hyperlink r:id="rId15" w:history="1">
+        <w:r>
+          <w:rPr>
+            <w:rStyle w:val="Hipervnculo"/>
+            <w:lang w:val="es-ES"/>
+          </w:rPr>
+          <w:t>https://github.com/Crls94/H-Desarrollo.git</w:t>
+        </w:r>
+      </w:hyperlink>
+    </w:p>
+    <w:p>
+      <w:pPr>
+        <w:rPr>
+          <w:lang w:val="es-ES"/>
+        </w:rPr>
+      </w:pPr>
+    </w:p>
+    <w:p>
+      <w:pPr>
+        <w:rPr>
+          <w:lang w:val="es-ES"/>
+        </w:rPr>
+      </w:pPr>
+    </w:p>
+    <w:p>
+      <w:pPr>
+        <w:rPr>
+          <w:lang w:val="es-ES"/>
+        </w:rPr>
+      </w:pPr>
+      <w:r>
+        <w:rPr>
+          <w:lang w:val="es-ES"/>
+        </w:rPr>
+        <w:lastRenderedPageBreak/>
+        <w:drawing>
+          <wp:inline distT="0" distB="0" distL="0" distR="0" wp14:anchorId="0794C69B" wp14:editId="7193EBAB">
+            <wp:extent cx="4877481" cy="2695951"/>
+            <wp:effectExtent l="0" t="0" r="0" b="9525"/>
+            <wp:docPr id="538580533" name="Imagen 1"/>
+            <wp:cNvGraphicFramePr>
+              <a:graphicFrameLocks xmlns:a="http://schemas.openxmlformats.org/drawingml/2006/main" noChangeAspect="1"/>
+            </wp:cNvGraphicFramePr>
+            <a:graphic xmlns:a="http://schemas.openxmlformats.org/drawingml/2006/main">
+              <a:graphicData uri="http://schemas.openxmlformats.org/drawingml/2006/picture">
+                <pic:pic xmlns:pic="http://schemas.openxmlformats.org/drawingml/2006/picture">
+                  <pic:nvPicPr>
+                    <pic:cNvPr id="538580533" name=""/>
+                    <pic:cNvPicPr/>
+                  </pic:nvPicPr>
+                  <pic:blipFill>
+                    <a:blip r:embed="rId16"/>
+                    <a:stretch>
+                      <a:fillRect/>
+                    </a:stretch>
+                  </pic:blipFill>
+                  <pic:spPr>
+                    <a:xfrm>
+                      <a:off x="0" y="0"/>
+                      <a:ext cx="4877481" cy="2695951"/>
+                    </a:xfrm>
+                    <a:prstGeom prst="rect">
+                      <a:avLst/>
+                    </a:prstGeom>
+                  </pic:spPr>
+                </pic:pic>
+              </a:graphicData>
+            </a:graphic>
+          </wp:inline>
+        </w:drawing>
+      </w:r>
+    </w:p>
+    <w:p>
+      <w:pPr>
+        <w:rPr>
+          <w:lang w:val="es-ES"/>
+        </w:rPr>
+      </w:pPr>
+      <w:r>
+        <w:rPr>
+          <w:lang w:val="es-ES"/>
+        </w:rPr>
+        <w:t>Se sube una rama existente y</w:t>
+      </w:r>
+      <w:r>
+        <w:rPr>
+          <w:lang w:val="es-ES"/>
+        </w:rPr>
+        <w:t xml:space="preserve"> </w:t>
+      </w:r>
+      <w:proofErr w:type="spellStart"/>
+      <w:r>
+        <w:rPr>
+          <w:lang w:val="es-ES"/>
+        </w:rPr>
+        <w:t>git</w:t>
+      </w:r>
+      <w:proofErr w:type="spellEnd"/>
+      <w:r>
+        <w:rPr>
+          <w:lang w:val="es-ES"/>
+        </w:rPr>
+        <w:t xml:space="preserve"> la toma como la principal</w:t>
+      </w:r>
+    </w:p>
+    <w:p>
+      <w:pPr>
+        <w:rPr>
+          <w:lang w:val="es-ES"/>
+        </w:rPr>
+      </w:pPr>
+      <w:r>
+        <w:rPr>
+          <w:lang w:val="es-ES"/>
+        </w:rPr>
+        <w:t xml:space="preserve">Git </w:t>
+      </w:r>
+      <w:proofErr w:type="spellStart"/>
+      <w:r>
+        <w:rPr>
+          <w:lang w:val="es-ES"/>
+        </w:rPr>
+        <w:t>push</w:t>
+      </w:r>
+      <w:proofErr w:type="spellEnd"/>
+      <w:r>
+        <w:rPr>
+          <w:lang w:val="es-ES"/>
+        </w:rPr>
+        <w:t xml:space="preserve"> -u </w:t>
+      </w:r>
+      <w:proofErr w:type="spellStart"/>
+      <w:r>
+        <w:rPr>
+          <w:lang w:val="es-ES"/>
+        </w:rPr>
+        <w:t>origin</w:t>
+      </w:r>
+      <w:proofErr w:type="spellEnd"/>
+      <w:r>
+        <w:rPr>
+          <w:lang w:val="es-ES"/>
+        </w:rPr>
+        <w:t xml:space="preserve"> INICIO</w:t>
+      </w:r>
+    </w:p>
+    <w:p>
+      <w:pPr>
+        <w:rPr>
+          <w:lang w:val="es-ES"/>
+        </w:rPr>
+      </w:pPr>
+    </w:p>
+    <w:p>
+      <w:pPr>
+        <w:rPr>
+          <w:lang w:val="es-ES"/>
+        </w:rPr>
+      </w:pPr>
+    </w:p>
+    <w:p>
+      <w:pPr>
+        <w:rPr>
+          <w:lang w:val="es-ES"/>
+        </w:rPr>
+      </w:pPr>
+    </w:p>
+    <w:p>
+      <w:pPr>
+        <w:rPr>
+          <w:lang w:val="es-ES"/>
+        </w:rPr>
+      </w:pPr>
+    </w:p>
+    <w:p>
+      <w:pPr>
+        <w:rPr>
+          <w:lang w:val="es-ES"/>
+        </w:rPr>
+      </w:pPr>
+    </w:p>
+    <w:p>
+      <w:pPr>
+        <w:rPr>
+          <w:lang w:val="es-ES"/>
+        </w:rPr>
+      </w:pPr>
+    </w:p>
+    <w:p>
+      <w:pPr>
+        <w:rPr>
+          <w:lang w:val="es-ES"/>
         </w:rPr>
       </w:pPr>
     </w:p>
@@ -1861,6 +2346,29 @@
       <w:spacing w:val="5"/>
     </w:rPr>
   </w:style>
+  <w:style w:type="character" w:styleId="Hipervnculo">
+    <w:name w:val="Hyperlink"/>
+    <w:basedOn w:val="Fuentedeprrafopredeter"/>
+    <w:uiPriority w:val="99"/>
+    <w:unhideWhenUsed/>
+    <w:rsid w:val="00424C81"/>
+    <w:rPr>
+      <w:color w:val="467886" w:themeColor="hyperlink"/>
+      <w:u w:val="single"/>
+    </w:rPr>
+  </w:style>
+  <w:style w:type="character" w:styleId="Mencinsinresolver">
+    <w:name w:val="Unresolved Mention"/>
+    <w:basedOn w:val="Fuentedeprrafopredeter"/>
+    <w:uiPriority w:val="99"/>
+    <w:semiHidden/>
+    <w:unhideWhenUsed/>
+    <w:rsid w:val="00424C81"/>
+    <w:rPr>
+      <w:color w:val="605E5C"/>
+      <w:shd w:val="clear" w:color="auto" w:fill="E1DFDD"/>
+    </w:rPr>
+  </w:style>
 </w:styles>
 </file>
 
